--- a/FinalQualifyingWork/ВКР-2026_ММиИИ_Петров_НКНбд-01-22.docx
+++ b/FinalQualifyingWork/ВКР-2026_ММиИИ_Петров_НКНбд-01-22.docx
@@ -403,13 +403,11 @@
     </w:p>
     <w:p>
       <w:pPr>
-        <w:tabs>
-          <w:tab w:val="left" w:pos="9321"/>
-          <w:tab w:val="left" w:pos="13538"/>
-        </w:tabs>
-        <w:spacing w:before="120"/>
-        <w:ind w:left="-17"/>
-        <w:jc w:val="center"/>
+        <w:pStyle w:val="NormalWeb"/>
+        <w:rPr>
+          <w:sz w:val="24"/>
+          <w:lang w:val="en-RU" w:eastAsia="zh-CN"/>
+        </w:rPr>
       </w:pPr>
       <w:r>
         <w:rPr>
@@ -426,13 +424,29 @@
       </w:r>
       <w:r>
         <w:rPr>
-          <w:bCs/>
           <w:sz w:val="24"/>
-          <w:szCs w:val="24"/>
           <w:u w:val="single"/>
-          <w:lang w:eastAsia="zh-CN"/>
-        </w:rPr>
-        <w:t>Оценка американских опционов нейронной сети на основе биномиального дерева</w:t>
+          <w:lang w:val="en-RU" w:eastAsia="zh-CN"/>
+        </w:rPr>
+        <w:t>Оценка американских опционов </w:t>
+      </w:r>
+      <w:r>
+        <w:rPr>
+          <w:i/>
+          <w:iCs/>
+          <w:sz w:val="24"/>
+          <w:u w:val="single"/>
+          <w:lang w:val="en-RU" w:eastAsia="zh-CN"/>
+        </w:rPr>
+        <w:t>нейронной сети</w:t>
+      </w:r>
+      <w:r>
+        <w:rPr>
+          <w:sz w:val="24"/>
+          <w:u w:val="single"/>
+          <w:lang w:val="en-RU" w:eastAsia="zh-CN"/>
+        </w:rPr>
+        <w:t> на основе биномиального дерева</w:t>
       </w:r>
     </w:p>
     <w:p>
@@ -457,9 +471,18 @@
       </w:r>
       <w:r>
         <w:rPr>
+          <w:b/>
+          <w:bCs/>
           <w:szCs w:val="26"/>
           <w:u w:val="single"/>
         </w:rPr>
+        <w:t xml:space="preserve">               </w:t>
+      </w:r>
+      <w:r>
+        <w:rPr>
+          <w:szCs w:val="26"/>
+          <w:u w:val="single"/>
+        </w:rPr>
         <w:t>Петров Артем Евгеньевич</w:t>
       </w:r>
       <w:r>
@@ -467,7 +490,14 @@
           <w:szCs w:val="26"/>
           <w:u w:val="single"/>
         </w:rPr>
-        <w:t>_______________________</w:t>
+        <w:t>________</w:t>
+      </w:r>
+      <w:r>
+        <w:rPr>
+          <w:szCs w:val="26"/>
+          <w:u w:val="single"/>
+        </w:rPr>
+        <w:t>_______</w:t>
       </w:r>
     </w:p>
     <w:p>
@@ -658,7 +688,6 @@
                 <w:u w:val="single"/>
               </w:rPr>
             </w:pPr>
-            <w:proofErr w:type="spellStart"/>
             <w:r>
               <w:rPr>
                 <w:rFonts w:eastAsia="Times New Roman"/>
@@ -667,7 +696,6 @@
               </w:rPr>
               <w:t>к.ф.м.н</w:t>
             </w:r>
-            <w:proofErr w:type="spellEnd"/>
             <w:r>
               <w:rPr>
                 <w:rFonts w:eastAsia="Times New Roman"/>
@@ -818,6 +846,7 @@
               <w:rPr>
                 <w:sz w:val="22"/>
                 <w:szCs w:val="22"/>
+                <w:lang w:val="en-US"/>
               </w:rPr>
             </w:pPr>
             <w:r>
@@ -828,11 +857,6 @@
               <w:t>(Подпись)</w:t>
             </w:r>
           </w:p>
-          <w:p>
-            <w:pPr>
-              <w:pStyle w:val="a"/>
-            </w:pPr>
-          </w:p>
         </w:tc>
       </w:tr>
     </w:tbl>
@@ -961,12 +985,16 @@
         <w:pStyle w:val="BodyText"/>
         <w:spacing w:after="0" w:line="360" w:lineRule="auto"/>
         <w:jc w:val="center"/>
+      </w:pPr>
+      <w:r>
         <w:rPr>
           <w:b/>
           <w:bCs/>
-          <w:szCs w:val="26"/>
-        </w:rPr>
-      </w:pPr>
+          <w:caps/>
+          <w:szCs w:val="26"/>
+        </w:rPr>
+        <w:t>Аннотация</w:t>
+      </w:r>
     </w:p>
     <w:p>
       <w:pPr>
@@ -978,10 +1006,9 @@
         <w:rPr>
           <w:b/>
           <w:bCs/>
-          <w:caps/>
-          <w:szCs w:val="26"/>
-        </w:rPr>
-        <w:t>Аннотация</w:t>
+          <w:szCs w:val="26"/>
+        </w:rPr>
+        <w:t>выпускной квалификационной работы</w:t>
       </w:r>
     </w:p>
     <w:p>
@@ -989,21 +1016,6 @@
         <w:pStyle w:val="BodyText"/>
         <w:spacing w:after="0" w:line="360" w:lineRule="auto"/>
         <w:jc w:val="center"/>
-      </w:pPr>
-      <w:r>
-        <w:rPr>
-          <w:b/>
-          <w:bCs/>
-          <w:szCs w:val="26"/>
-        </w:rPr>
-        <w:t>выпускной квалификационной работы</w:t>
-      </w:r>
-    </w:p>
-    <w:p>
-      <w:pPr>
-        <w:pStyle w:val="BodyText"/>
-        <w:spacing w:after="0" w:line="360" w:lineRule="auto"/>
-        <w:jc w:val="center"/>
         <w:rPr>
           <w:b/>
           <w:bCs/>
@@ -1108,9 +1120,11 @@
     </w:p>
     <w:p>
       <w:pPr>
-        <w:pStyle w:val="BodyText"/>
-        <w:spacing w:after="0" w:line="240" w:lineRule="auto"/>
-        <w:jc w:val="both"/>
+        <w:pStyle w:val="NormalWeb"/>
+        <w:rPr>
+          <w:sz w:val="24"/>
+          <w:lang w:val="en-RU" w:eastAsia="zh-CN"/>
+        </w:rPr>
       </w:pPr>
       <w:r>
         <w:rPr>
@@ -1120,278 +1134,272 @@
       </w:r>
       <w:r>
         <w:rPr>
-          <w:bCs/>
+          <w:sz w:val="24"/>
+          <w:u w:val="single"/>
+          <w:lang w:val="en-RU" w:eastAsia="zh-CN"/>
+        </w:rPr>
+        <w:t>Оценка американских опционов </w:t>
+      </w:r>
+      <w:r>
+        <w:rPr>
+          <w:i/>
+          <w:iCs/>
+          <w:sz w:val="24"/>
+          <w:u w:val="single"/>
+          <w:lang w:val="en-RU" w:eastAsia="zh-CN"/>
+        </w:rPr>
+        <w:t>нейронной сети</w:t>
+      </w:r>
+      <w:r>
+        <w:rPr>
+          <w:sz w:val="24"/>
+          <w:u w:val="single"/>
+          <w:lang w:val="en-RU" w:eastAsia="zh-CN"/>
+        </w:rPr>
+        <w:t> на основе биномиального дерева</w:t>
+      </w:r>
+    </w:p>
+    <w:p>
+      <w:pPr>
+        <w:ind w:firstLine="709"/>
+        <w:jc w:val="both"/>
+        <w:rPr>
           <w:sz w:val="24"/>
           <w:szCs w:val="24"/>
-          <w:u w:val="single"/>
-          <w:lang w:eastAsia="zh-CN"/>
-        </w:rPr>
-        <w:t>Оценка американских опционов нейронной сети на основе биномиального дерева</w:t>
-      </w:r>
-    </w:p>
-    <w:p>
-      <w:pPr>
-        <w:pStyle w:val="BodyText"/>
-        <w:spacing w:after="0" w:line="240" w:lineRule="auto"/>
-        <w:jc w:val="both"/>
-        <w:rPr>
-          <w:szCs w:val="26"/>
-          <w:u w:val="single"/>
-        </w:rPr>
-      </w:pPr>
+        </w:rPr>
+      </w:pPr>
+      <w:r>
+        <w:rPr>
+          <w:szCs w:val="26"/>
+        </w:rPr>
+        <w:tab/>
+      </w:r>
+      <w:r>
+        <w:rPr>
+          <w:sz w:val="24"/>
+          <w:szCs w:val="24"/>
+        </w:rPr>
+        <w:t xml:space="preserve">Выпускная квалификационная работа посвящена реализации и верификации нейросетевой архитектуры </w:t>
+      </w:r>
+      <w:proofErr w:type="spellStart"/>
+      <w:r>
+        <w:rPr>
+          <w:sz w:val="24"/>
+          <w:szCs w:val="24"/>
+        </w:rPr>
+        <w:t>BTNet</w:t>
+      </w:r>
+      <w:proofErr w:type="spellEnd"/>
+      <w:r>
+        <w:rPr>
+          <w:sz w:val="24"/>
+          <w:szCs w:val="24"/>
+        </w:rPr>
+        <w:t xml:space="preserve"> для оценки американских пут-опционов. Теоретическая основа </w:t>
+      </w:r>
+      <w:proofErr w:type="spellStart"/>
+      <w:r>
+        <w:rPr>
+          <w:sz w:val="24"/>
+          <w:szCs w:val="24"/>
+        </w:rPr>
+        <w:t>BTNet</w:t>
+      </w:r>
+      <w:proofErr w:type="spellEnd"/>
+      <w:r>
+        <w:rPr>
+          <w:sz w:val="24"/>
+          <w:szCs w:val="24"/>
+        </w:rPr>
+        <w:t xml:space="preserve"> опирается на работу Шорохова С. Г., в которой обратная индукция биномиальной модели Кокса-Росса-Рубинштейна представлена как прямой проход нейронной сети специальной структуры. В рамках данной работы был реализован программный комплекс </w:t>
+      </w:r>
+      <w:proofErr w:type="spellStart"/>
+      <w:r>
+        <w:rPr>
+          <w:sz w:val="24"/>
+          <w:szCs w:val="24"/>
+        </w:rPr>
+        <w:t>btnn_bs</w:t>
+      </w:r>
+      <w:proofErr w:type="spellEnd"/>
+      <w:r>
+        <w:rPr>
+          <w:sz w:val="24"/>
+          <w:szCs w:val="24"/>
+        </w:rPr>
+        <w:t xml:space="preserve"> на Python с использованием </w:t>
+      </w:r>
+      <w:proofErr w:type="spellStart"/>
+      <w:r>
+        <w:rPr>
+          <w:sz w:val="24"/>
+          <w:szCs w:val="24"/>
+        </w:rPr>
+        <w:t>PyTorch</w:t>
+      </w:r>
+      <w:proofErr w:type="spellEnd"/>
+      <w:r>
+        <w:rPr>
+          <w:sz w:val="24"/>
+          <w:szCs w:val="24"/>
+        </w:rPr>
+        <w:t xml:space="preserve">, реализованы модели </w:t>
+      </w:r>
+      <w:proofErr w:type="spellStart"/>
+      <w:r>
+        <w:rPr>
+          <w:sz w:val="24"/>
+          <w:szCs w:val="24"/>
+        </w:rPr>
+        <w:t>BTNetEuropean</w:t>
+      </w:r>
+      <w:proofErr w:type="spellEnd"/>
+      <w:r>
+        <w:rPr>
+          <w:sz w:val="24"/>
+          <w:szCs w:val="24"/>
+        </w:rPr>
+        <w:t xml:space="preserve"> и </w:t>
+      </w:r>
+      <w:proofErr w:type="spellStart"/>
+      <w:r>
+        <w:rPr>
+          <w:sz w:val="24"/>
+          <w:szCs w:val="24"/>
+        </w:rPr>
+        <w:t>BTNetAmerican</w:t>
+      </w:r>
+      <w:proofErr w:type="spellEnd"/>
+      <w:r>
+        <w:rPr>
+          <w:sz w:val="24"/>
+          <w:szCs w:val="24"/>
+        </w:rPr>
+        <w:t xml:space="preserve">, проведена интеграция с </w:t>
+      </w:r>
+      <w:proofErr w:type="spellStart"/>
+      <w:r>
+        <w:rPr>
+          <w:sz w:val="24"/>
+          <w:szCs w:val="24"/>
+        </w:rPr>
+        <w:t>QuantLib</w:t>
+      </w:r>
+      <w:proofErr w:type="spellEnd"/>
+      <w:r>
+        <w:rPr>
+          <w:sz w:val="24"/>
+          <w:szCs w:val="24"/>
+        </w:rPr>
+        <w:t xml:space="preserve"> как численным ориентиром для проверки результатов, а также исследовано вычисление греческих символов Delta, </w:t>
+      </w:r>
+      <w:proofErr w:type="spellStart"/>
+      <w:r>
+        <w:rPr>
+          <w:sz w:val="24"/>
+          <w:szCs w:val="24"/>
+        </w:rPr>
+        <w:t>Gamma</w:t>
+      </w:r>
+      <w:proofErr w:type="spellEnd"/>
+      <w:r>
+        <w:rPr>
+          <w:sz w:val="24"/>
+          <w:szCs w:val="24"/>
+        </w:rPr>
+        <w:t xml:space="preserve">, </w:t>
+      </w:r>
+      <w:proofErr w:type="spellStart"/>
+      <w:r>
+        <w:rPr>
+          <w:sz w:val="24"/>
+          <w:szCs w:val="24"/>
+        </w:rPr>
+        <w:t>Vega</w:t>
+      </w:r>
+      <w:proofErr w:type="spellEnd"/>
+      <w:r>
+        <w:rPr>
+          <w:sz w:val="24"/>
+          <w:szCs w:val="24"/>
+        </w:rPr>
+        <w:t xml:space="preserve"> и </w:t>
+      </w:r>
+      <w:proofErr w:type="spellStart"/>
+      <w:r>
+        <w:rPr>
+          <w:sz w:val="24"/>
+          <w:szCs w:val="24"/>
+        </w:rPr>
+        <w:t>Theta</w:t>
+      </w:r>
+      <w:proofErr w:type="spellEnd"/>
+      <w:r>
+        <w:rPr>
+          <w:sz w:val="24"/>
+          <w:szCs w:val="24"/>
+        </w:rPr>
+        <w:t xml:space="preserve"> средствами автоматического дифференцирования. Собственный вклад автора состоит в программной реализации и верификации американского пут-опциона, эксперименте переноса весов из европейской модели в американскую и выявлении ограничения </w:t>
+      </w:r>
+      <w:proofErr w:type="spellStart"/>
+      <w:r>
+        <w:rPr>
+          <w:sz w:val="24"/>
+          <w:szCs w:val="24"/>
+        </w:rPr>
+        <w:t>BTNet</w:t>
+      </w:r>
+      <w:proofErr w:type="spellEnd"/>
+      <w:r>
+        <w:rPr>
+          <w:sz w:val="24"/>
+          <w:szCs w:val="24"/>
+        </w:rPr>
+        <w:t xml:space="preserve"> при вычислении </w:t>
+      </w:r>
+      <w:proofErr w:type="spellStart"/>
+      <w:r>
+        <w:rPr>
+          <w:sz w:val="24"/>
+          <w:szCs w:val="24"/>
+        </w:rPr>
+        <w:t>Gamma</w:t>
+      </w:r>
+      <w:proofErr w:type="spellEnd"/>
+      <w:r>
+        <w:rPr>
+          <w:sz w:val="24"/>
+          <w:szCs w:val="24"/>
+        </w:rPr>
+        <w:t xml:space="preserve">. Численные эксперименты показывают, что аналитическая инициализация весов на основе параметров CRR обеспечивает высокую точность оценки американского пут-опциона относительно </w:t>
+      </w:r>
+      <w:proofErr w:type="spellStart"/>
+      <w:r>
+        <w:rPr>
+          <w:sz w:val="24"/>
+          <w:szCs w:val="24"/>
+        </w:rPr>
+        <w:t>QuantLib</w:t>
+      </w:r>
+      <w:proofErr w:type="spellEnd"/>
+      <w:r>
+        <w:rPr>
+          <w:sz w:val="24"/>
+          <w:szCs w:val="24"/>
+        </w:rPr>
+        <w:t xml:space="preserve"> CRR в базовом сценарии; дополнительный сценарий высокой волатильности показывает, что эффект переноса весов зависит от параметров рынка. Практическая значимость работы заключается в создании воспроизводимого исследовательского инструмента для оценки опционов и анализа ограничений дифференцируемых моделей рыночного риска.</w:t>
+      </w:r>
     </w:p>
     <w:p>
       <w:pPr>
         <w:pStyle w:val="BodyText"/>
         <w:spacing w:after="0" w:line="360" w:lineRule="auto"/>
-        <w:jc w:val="both"/>
-        <w:rPr>
-          <w:szCs w:val="26"/>
-        </w:rPr>
-      </w:pPr>
-      <w:r>
-        <w:rPr>
-          <w:szCs w:val="26"/>
-        </w:rPr>
-        <w:t>Текст</w:t>
-      </w:r>
-      <w:r>
-        <w:rPr>
-          <w:szCs w:val="26"/>
-        </w:rPr>
-        <w:t xml:space="preserve">: </w:t>
-      </w:r>
-    </w:p>
-    <w:p>
-      <w:pPr>
-        <w:ind w:firstLine="709"/>
-        <w:jc w:val="both"/>
-        <w:rPr>
-          <w:sz w:val="24"/>
-          <w:szCs w:val="24"/>
-        </w:rPr>
-      </w:pPr>
-      <w:r>
-        <w:rPr>
-          <w:szCs w:val="26"/>
-        </w:rPr>
-        <w:tab/>
-      </w:r>
-      <w:r>
-        <w:rPr>
-          <w:sz w:val="24"/>
-          <w:szCs w:val="24"/>
-        </w:rPr>
-        <w:t xml:space="preserve">Выпускная квалификационная работа посвящена реализации и верификации нейросетевой архитектуры </w:t>
-      </w:r>
-      <w:proofErr w:type="spellStart"/>
-      <w:r>
-        <w:rPr>
-          <w:sz w:val="24"/>
-          <w:szCs w:val="24"/>
-        </w:rPr>
-        <w:t>BTNet</w:t>
-      </w:r>
-      <w:proofErr w:type="spellEnd"/>
-      <w:r>
-        <w:rPr>
-          <w:sz w:val="24"/>
-          <w:szCs w:val="24"/>
-        </w:rPr>
-        <w:t xml:space="preserve"> для оценки американских пут-опционов. Теоретическая основа </w:t>
-      </w:r>
-      <w:proofErr w:type="spellStart"/>
-      <w:r>
-        <w:rPr>
-          <w:sz w:val="24"/>
-          <w:szCs w:val="24"/>
-        </w:rPr>
-        <w:t>BTNet</w:t>
-      </w:r>
-      <w:proofErr w:type="spellEnd"/>
-      <w:r>
-        <w:rPr>
-          <w:sz w:val="24"/>
-          <w:szCs w:val="24"/>
-        </w:rPr>
-        <w:t xml:space="preserve"> опирается на работу Шорохова С. Г., в которой обратная индукция биномиальной модели Кокса-Росса-Рубинштейна представлена как прямой проход нейронной сети специальной структуры. В рамках данной работы был реализован программный комплекс </w:t>
-      </w:r>
-      <w:proofErr w:type="spellStart"/>
-      <w:r>
-        <w:rPr>
-          <w:sz w:val="24"/>
-          <w:szCs w:val="24"/>
-        </w:rPr>
-        <w:t>btnn_bs</w:t>
-      </w:r>
-      <w:proofErr w:type="spellEnd"/>
-      <w:r>
-        <w:rPr>
-          <w:sz w:val="24"/>
-          <w:szCs w:val="24"/>
-        </w:rPr>
-        <w:t xml:space="preserve"> на Python с использованием </w:t>
-      </w:r>
-      <w:proofErr w:type="spellStart"/>
-      <w:r>
-        <w:rPr>
-          <w:sz w:val="24"/>
-          <w:szCs w:val="24"/>
-        </w:rPr>
-        <w:t>PyTorch</w:t>
-      </w:r>
-      <w:proofErr w:type="spellEnd"/>
-      <w:r>
-        <w:rPr>
-          <w:sz w:val="24"/>
-          <w:szCs w:val="24"/>
-        </w:rPr>
-        <w:t xml:space="preserve">, реализованы модели </w:t>
-      </w:r>
-      <w:proofErr w:type="spellStart"/>
-      <w:r>
-        <w:rPr>
-          <w:sz w:val="24"/>
-          <w:szCs w:val="24"/>
-        </w:rPr>
-        <w:t>BTNetEuropean</w:t>
-      </w:r>
-      <w:proofErr w:type="spellEnd"/>
-      <w:r>
-        <w:rPr>
-          <w:sz w:val="24"/>
-          <w:szCs w:val="24"/>
-        </w:rPr>
-        <w:t xml:space="preserve"> и </w:t>
-      </w:r>
-      <w:proofErr w:type="spellStart"/>
-      <w:r>
-        <w:rPr>
-          <w:sz w:val="24"/>
-          <w:szCs w:val="24"/>
-        </w:rPr>
-        <w:t>BTNetAmerican</w:t>
-      </w:r>
-      <w:proofErr w:type="spellEnd"/>
-      <w:r>
-        <w:rPr>
-          <w:sz w:val="24"/>
-          <w:szCs w:val="24"/>
-        </w:rPr>
-        <w:t xml:space="preserve">, проведена интеграция с </w:t>
-      </w:r>
-      <w:proofErr w:type="spellStart"/>
-      <w:r>
-        <w:rPr>
-          <w:sz w:val="24"/>
-          <w:szCs w:val="24"/>
-        </w:rPr>
-        <w:t>QuantLib</w:t>
-      </w:r>
-      <w:proofErr w:type="spellEnd"/>
-      <w:r>
-        <w:rPr>
-          <w:sz w:val="24"/>
-          <w:szCs w:val="24"/>
-        </w:rPr>
-        <w:t xml:space="preserve"> как численным ориентиром для проверки результатов, а также исследовано вычисление греческих символов Delta, </w:t>
-      </w:r>
-      <w:proofErr w:type="spellStart"/>
-      <w:r>
-        <w:rPr>
-          <w:sz w:val="24"/>
-          <w:szCs w:val="24"/>
-        </w:rPr>
-        <w:t>Gamma</w:t>
-      </w:r>
-      <w:proofErr w:type="spellEnd"/>
-      <w:r>
-        <w:rPr>
-          <w:sz w:val="24"/>
-          <w:szCs w:val="24"/>
-        </w:rPr>
-        <w:t xml:space="preserve">, </w:t>
-      </w:r>
-      <w:proofErr w:type="spellStart"/>
-      <w:r>
-        <w:rPr>
-          <w:sz w:val="24"/>
-          <w:szCs w:val="24"/>
-        </w:rPr>
-        <w:t>Vega</w:t>
-      </w:r>
-      <w:proofErr w:type="spellEnd"/>
-      <w:r>
-        <w:rPr>
-          <w:sz w:val="24"/>
-          <w:szCs w:val="24"/>
-        </w:rPr>
-        <w:t xml:space="preserve"> и </w:t>
-      </w:r>
-      <w:proofErr w:type="spellStart"/>
-      <w:r>
-        <w:rPr>
-          <w:sz w:val="24"/>
-          <w:szCs w:val="24"/>
-        </w:rPr>
-        <w:t>Theta</w:t>
-      </w:r>
-      <w:proofErr w:type="spellEnd"/>
-      <w:r>
-        <w:rPr>
-          <w:sz w:val="24"/>
-          <w:szCs w:val="24"/>
-        </w:rPr>
-        <w:t xml:space="preserve"> средствами автоматического дифференцирования. Собственный вклад автора состоит в программной реализации и верификации американского пут-опциона, эксперименте переноса весов из европейской модели в американскую и выявлении ограничения </w:t>
-      </w:r>
-      <w:proofErr w:type="spellStart"/>
-      <w:r>
-        <w:rPr>
-          <w:sz w:val="24"/>
-          <w:szCs w:val="24"/>
-        </w:rPr>
-        <w:t>BTNet</w:t>
-      </w:r>
-      <w:proofErr w:type="spellEnd"/>
-      <w:r>
-        <w:rPr>
-          <w:sz w:val="24"/>
-          <w:szCs w:val="24"/>
-        </w:rPr>
-        <w:t xml:space="preserve"> при вычислении </w:t>
-      </w:r>
-      <w:proofErr w:type="spellStart"/>
-      <w:r>
-        <w:rPr>
-          <w:sz w:val="24"/>
-          <w:szCs w:val="24"/>
-        </w:rPr>
-        <w:t>Gamma</w:t>
-      </w:r>
-      <w:proofErr w:type="spellEnd"/>
-      <w:r>
-        <w:rPr>
-          <w:sz w:val="24"/>
-          <w:szCs w:val="24"/>
-        </w:rPr>
-        <w:t xml:space="preserve">. Численные эксперименты показывают, что аналитическая инициализация весов на основе параметров CRR обеспечивает высокую точность оценки американского пут-опциона относительно </w:t>
-      </w:r>
-      <w:proofErr w:type="spellStart"/>
-      <w:r>
-        <w:rPr>
-          <w:sz w:val="24"/>
-          <w:szCs w:val="24"/>
-        </w:rPr>
-        <w:t>QuantLib</w:t>
-      </w:r>
-      <w:proofErr w:type="spellEnd"/>
-      <w:r>
-        <w:rPr>
-          <w:sz w:val="24"/>
-          <w:szCs w:val="24"/>
-        </w:rPr>
-        <w:t xml:space="preserve"> CRR в базовом сценарии; дополнительный сценарий высокой волатильности показывает, что эффект переноса весов зависит от параметров рынка. Практическая значимость работы заключается в создании воспроизводимого исследовательского инструмента для оценки опционов и анализа ограничений дифференцируемых моделей рыночного риска.</w:t>
-      </w:r>
+        <w:ind w:firstLine="709"/>
+        <w:jc w:val="both"/>
+        <w:rPr>
+          <w:szCs w:val="26"/>
+        </w:rPr>
+      </w:pPr>
     </w:p>
     <w:p>
       <w:pPr>
@@ -1399,10 +1407,85 @@
         <w:spacing w:after="0" w:line="360" w:lineRule="auto"/>
         <w:ind w:firstLine="709"/>
         <w:jc w:val="both"/>
-        <w:rPr>
-          <w:szCs w:val="26"/>
-        </w:rPr>
-      </w:pPr>
+      </w:pPr>
+      <w:r>
+        <w:rPr>
+          <w:szCs w:val="26"/>
+        </w:rPr>
+        <w:t>Автор ВКР</w:t>
+      </w:r>
+      <w:r>
+        <w:rPr>
+          <w:szCs w:val="26"/>
+        </w:rPr>
+        <w:tab/>
+      </w:r>
+      <w:r>
+        <w:rPr>
+          <w:szCs w:val="26"/>
+        </w:rPr>
+        <w:tab/>
+      </w:r>
+      <w:r>
+        <w:rPr>
+          <w:szCs w:val="26"/>
+        </w:rPr>
+        <w:tab/>
+      </w:r>
+      <w:r>
+        <w:rPr>
+          <w:szCs w:val="26"/>
+          <w:u w:val="single"/>
+        </w:rPr>
+        <w:tab/>
+      </w:r>
+      <w:r>
+        <w:rPr>
+          <w:szCs w:val="26"/>
+          <w:u w:val="single"/>
+        </w:rPr>
+        <w:tab/>
+      </w:r>
+      <w:r>
+        <w:rPr>
+          <w:szCs w:val="26"/>
+        </w:rPr>
+        <w:tab/>
+      </w:r>
+      <w:r>
+        <w:rPr>
+          <w:szCs w:val="26"/>
+        </w:rPr>
+        <w:tab/>
+      </w:r>
+      <w:r>
+        <w:rPr>
+          <w:szCs w:val="26"/>
+          <w:u w:val="single"/>
+        </w:rPr>
+        <w:tab/>
+      </w:r>
+      <w:r>
+        <w:rPr>
+          <w:szCs w:val="26"/>
+          <w:u w:val="single"/>
+        </w:rPr>
+        <w:tab/>
+      </w:r>
+      <w:r>
+        <w:rPr>
+          <w:szCs w:val="26"/>
+          <w:u w:val="single"/>
+        </w:rPr>
+        <w:tab/>
+      </w:r>
+      <w:r>
+        <w:rPr>
+          <w:szCs w:val="26"/>
+          <w:u w:val="single"/>
+        </w:rPr>
+        <w:tab/>
+      </w:r>
     </w:p>
     <w:p>
       <w:pPr>
@@ -1415,92 +1498,6 @@
         <w:rPr>
           <w:szCs w:val="26"/>
         </w:rPr>
-        <w:t>Автор ВКР</w:t>
-      </w:r>
-      <w:r>
-        <w:rPr>
-          <w:szCs w:val="26"/>
-        </w:rPr>
-        <w:tab/>
-      </w:r>
-      <w:r>
-        <w:rPr>
-          <w:szCs w:val="26"/>
-        </w:rPr>
-        <w:tab/>
-      </w:r>
-      <w:r>
-        <w:rPr>
-          <w:szCs w:val="26"/>
-        </w:rPr>
-        <w:tab/>
-      </w:r>
-      <w:r>
-        <w:rPr>
-          <w:szCs w:val="26"/>
-          <w:u w:val="single"/>
-        </w:rPr>
-        <w:tab/>
-      </w:r>
-      <w:r>
-        <w:rPr>
-          <w:szCs w:val="26"/>
-          <w:u w:val="single"/>
-        </w:rPr>
-        <w:tab/>
-      </w:r>
-      <w:r>
-        <w:rPr>
-          <w:szCs w:val="26"/>
-        </w:rPr>
-        <w:tab/>
-      </w:r>
-      <w:r>
-        <w:rPr>
-          <w:szCs w:val="26"/>
-        </w:rPr>
-        <w:tab/>
-      </w:r>
-      <w:r>
-        <w:rPr>
-          <w:szCs w:val="26"/>
-          <w:u w:val="single"/>
-        </w:rPr>
-        <w:tab/>
-      </w:r>
-      <w:r>
-        <w:rPr>
-          <w:szCs w:val="26"/>
-          <w:u w:val="single"/>
-        </w:rPr>
-        <w:tab/>
-      </w:r>
-      <w:r>
-        <w:rPr>
-          <w:szCs w:val="26"/>
-          <w:u w:val="single"/>
-        </w:rPr>
-        <w:tab/>
-      </w:r>
-      <w:r>
-        <w:rPr>
-          <w:szCs w:val="26"/>
-          <w:u w:val="single"/>
-        </w:rPr>
-        <w:tab/>
-      </w:r>
-    </w:p>
-    <w:p>
-      <w:pPr>
-        <w:pStyle w:val="BodyText"/>
-        <w:spacing w:after="0" w:line="360" w:lineRule="auto"/>
-        <w:ind w:firstLine="709"/>
-        <w:jc w:val="both"/>
-      </w:pPr>
-      <w:r>
-        <w:rPr>
-          <w:szCs w:val="26"/>
-        </w:rPr>
         <w:tab/>
       </w:r>
       <w:r>
@@ -1537,6 +1534,17 @@
         <w:tab/>
         <w:t xml:space="preserve"> (ФИО)</w:t>
       </w:r>
+    </w:p>
+    <w:p>
+      <w:pPr>
+        <w:jc w:val="center"/>
+        <w:rPr>
+          <w:b/>
+          <w:bCs/>
+          <w:sz w:val="28"/>
+          <w:szCs w:val="28"/>
+        </w:rPr>
+      </w:pPr>
     </w:p>
     <w:p>
       <w:pPr>
@@ -3024,106 +3032,93 @@
           <w14:ligatures w14:val="standardContextual"/>
         </w:rPr>
       </w:pPr>
-      <w:r>
-        <w:fldChar w:fldCharType="begin"/>
-      </w:r>
-      <w:r>
-        <w:rPr>
-          <w:lang w:val="en-US"/>
-        </w:rPr>
-        <w:instrText>HYPERLINK \l "_Toc229138729"</w:instrText>
-      </w:r>
-      <w:r>
-        <w:fldChar w:fldCharType="separate"/>
-      </w:r>
-      <w:r>
-        <w:rPr>
-          <w:rStyle w:val="Hyperlink"/>
-          <w:bCs/>
-          <w:noProof/>
-        </w:rPr>
-        <w:t>А</w:t>
-      </w:r>
-      <w:r>
-        <w:rPr>
-          <w:rStyle w:val="Hyperlink"/>
-          <w:bCs/>
-          <w:noProof/>
-          <w:lang w:val="en-US"/>
-        </w:rPr>
-        <w:t xml:space="preserve">.2. </w:t>
-      </w:r>
-      <w:r>
-        <w:rPr>
-          <w:rStyle w:val="Hyperlink"/>
-          <w:bCs/>
-          <w:noProof/>
-        </w:rPr>
-        <w:t>Архитектура</w:t>
-      </w:r>
-      <w:r>
-        <w:rPr>
-          <w:rStyle w:val="Hyperlink"/>
-          <w:bCs/>
-          <w:noProof/>
-          <w:lang w:val="en-US"/>
-        </w:rPr>
-        <w:t xml:space="preserve"> BTNetEuropean (model_european.py)</w:t>
-      </w:r>
-      <w:r>
-        <w:rPr>
-          <w:noProof/>
-          <w:webHidden/>
-          <w:lang w:val="en-US"/>
-        </w:rPr>
-        <w:tab/>
-      </w:r>
-      <w:r>
-        <w:rPr>
-          <w:noProof/>
-          <w:webHidden/>
-        </w:rPr>
-        <w:fldChar w:fldCharType="begin"/>
-      </w:r>
-      <w:r>
-        <w:rPr>
-          <w:noProof/>
-          <w:webHidden/>
-          <w:lang w:val="en-US"/>
-        </w:rPr>
-        <w:instrText xml:space="preserve"> PAGEREF _Toc229138729 \h </w:instrText>
-      </w:r>
-      <w:r>
-        <w:rPr>
-          <w:noProof/>
-          <w:webHidden/>
-        </w:rPr>
-      </w:r>
-      <w:r>
-        <w:rPr>
-          <w:noProof/>
-          <w:webHidden/>
-        </w:rPr>
-        <w:fldChar w:fldCharType="separate"/>
-      </w:r>
-      <w:r>
-        <w:rPr>
-          <w:noProof/>
-          <w:webHidden/>
-          <w:lang w:val="en-US"/>
-        </w:rPr>
-        <w:t>62</w:t>
-      </w:r>
-      <w:r>
-        <w:rPr>
-          <w:noProof/>
-          <w:webHidden/>
-        </w:rPr>
-        <w:fldChar w:fldCharType="end"/>
-      </w:r>
-      <w:r>
-        <w:fldChar w:fldCharType="end"/>
-      </w:r>
+      <w:hyperlink w:anchor="_Toc229138729" w:history="1">
+        <w:r>
+          <w:rPr>
+            <w:rStyle w:val="Hyperlink"/>
+            <w:bCs/>
+            <w:noProof/>
+          </w:rPr>
+          <w:t>А</w:t>
+        </w:r>
+        <w:r>
+          <w:rPr>
+            <w:rStyle w:val="Hyperlink"/>
+            <w:bCs/>
+            <w:noProof/>
+            <w:lang w:val="en-US"/>
+          </w:rPr>
+          <w:t xml:space="preserve">.2. </w:t>
+        </w:r>
+        <w:r>
+          <w:rPr>
+            <w:rStyle w:val="Hyperlink"/>
+            <w:bCs/>
+            <w:noProof/>
+          </w:rPr>
+          <w:t>Архитектура</w:t>
+        </w:r>
+        <w:r>
+          <w:rPr>
+            <w:rStyle w:val="Hyperlink"/>
+            <w:bCs/>
+            <w:noProof/>
+            <w:lang w:val="en-US"/>
+          </w:rPr>
+          <w:t xml:space="preserve"> BTNetEuropean (model_european.py)</w:t>
+        </w:r>
+        <w:r>
+          <w:rPr>
+            <w:noProof/>
+            <w:webHidden/>
+            <w:lang w:val="en-US"/>
+          </w:rPr>
+          <w:tab/>
+        </w:r>
+        <w:r>
+          <w:rPr>
+            <w:noProof/>
+            <w:webHidden/>
+          </w:rPr>
+          <w:fldChar w:fldCharType="begin"/>
+        </w:r>
+        <w:r>
+          <w:rPr>
+            <w:noProof/>
+            <w:webHidden/>
+            <w:lang w:val="en-US"/>
+          </w:rPr>
+          <w:instrText xml:space="preserve"> PAGEREF _Toc229138729 \h </w:instrText>
+        </w:r>
+        <w:r>
+          <w:rPr>
+            <w:noProof/>
+            <w:webHidden/>
+          </w:rPr>
+        </w:r>
+        <w:r>
+          <w:rPr>
+            <w:noProof/>
+            <w:webHidden/>
+          </w:rPr>
+          <w:fldChar w:fldCharType="separate"/>
+        </w:r>
+        <w:r>
+          <w:rPr>
+            <w:noProof/>
+            <w:webHidden/>
+            <w:lang w:val="en-US"/>
+          </w:rPr>
+          <w:t>62</w:t>
+        </w:r>
+        <w:r>
+          <w:rPr>
+            <w:noProof/>
+            <w:webHidden/>
+          </w:rPr>
+          <w:fldChar w:fldCharType="end"/>
+        </w:r>
+      </w:hyperlink>
     </w:p>
     <w:p>
       <w:pPr>
@@ -3144,106 +3139,93 @@
           <w14:ligatures w14:val="standardContextual"/>
         </w:rPr>
       </w:pPr>
-      <w:r>
-        <w:fldChar w:fldCharType="begin"/>
-      </w:r>
-      <w:r>
-        <w:rPr>
-          <w:lang w:val="en-US"/>
-        </w:rPr>
-        <w:instrText>HYPERLINK \l "_Toc229138730"</w:instrText>
-      </w:r>
-      <w:r>
-        <w:fldChar w:fldCharType="separate"/>
-      </w:r>
-      <w:r>
-        <w:rPr>
-          <w:rStyle w:val="Hyperlink"/>
-          <w:bCs/>
-          <w:noProof/>
-        </w:rPr>
-        <w:t>А</w:t>
-      </w:r>
-      <w:r>
-        <w:rPr>
-          <w:rStyle w:val="Hyperlink"/>
-          <w:bCs/>
-          <w:noProof/>
-          <w:lang w:val="en-US"/>
-        </w:rPr>
-        <w:t xml:space="preserve">.3. </w:t>
-      </w:r>
-      <w:r>
-        <w:rPr>
-          <w:rStyle w:val="Hyperlink"/>
-          <w:bCs/>
-          <w:noProof/>
-        </w:rPr>
-        <w:t>Архитектура</w:t>
-      </w:r>
-      <w:r>
-        <w:rPr>
-          <w:rStyle w:val="Hyperlink"/>
-          <w:bCs/>
-          <w:noProof/>
-          <w:lang w:val="en-US"/>
-        </w:rPr>
-        <w:t xml:space="preserve"> BTNetAmerican (model_american.py)</w:t>
-      </w:r>
-      <w:r>
-        <w:rPr>
-          <w:noProof/>
-          <w:webHidden/>
-          <w:lang w:val="en-US"/>
-        </w:rPr>
-        <w:tab/>
-      </w:r>
-      <w:r>
-        <w:rPr>
-          <w:noProof/>
-          <w:webHidden/>
-        </w:rPr>
-        <w:fldChar w:fldCharType="begin"/>
-      </w:r>
-      <w:r>
-        <w:rPr>
-          <w:noProof/>
-          <w:webHidden/>
-          <w:lang w:val="en-US"/>
-        </w:rPr>
-        <w:instrText xml:space="preserve"> PAGEREF _Toc229138730 \h </w:instrText>
-      </w:r>
-      <w:r>
-        <w:rPr>
-          <w:noProof/>
-          <w:webHidden/>
-        </w:rPr>
-      </w:r>
-      <w:r>
-        <w:rPr>
-          <w:noProof/>
-          <w:webHidden/>
-        </w:rPr>
-        <w:fldChar w:fldCharType="separate"/>
-      </w:r>
-      <w:r>
-        <w:rPr>
-          <w:noProof/>
-          <w:webHidden/>
-          <w:lang w:val="en-US"/>
-        </w:rPr>
-        <w:t>63</w:t>
-      </w:r>
-      <w:r>
-        <w:rPr>
-          <w:noProof/>
-          <w:webHidden/>
-        </w:rPr>
-        <w:fldChar w:fldCharType="end"/>
-      </w:r>
-      <w:r>
-        <w:fldChar w:fldCharType="end"/>
-      </w:r>
+      <w:hyperlink w:anchor="_Toc229138730" w:history="1">
+        <w:r>
+          <w:rPr>
+            <w:rStyle w:val="Hyperlink"/>
+            <w:bCs/>
+            <w:noProof/>
+          </w:rPr>
+          <w:t>А</w:t>
+        </w:r>
+        <w:r>
+          <w:rPr>
+            <w:rStyle w:val="Hyperlink"/>
+            <w:bCs/>
+            <w:noProof/>
+            <w:lang w:val="en-US"/>
+          </w:rPr>
+          <w:t xml:space="preserve">.3. </w:t>
+        </w:r>
+        <w:r>
+          <w:rPr>
+            <w:rStyle w:val="Hyperlink"/>
+            <w:bCs/>
+            <w:noProof/>
+          </w:rPr>
+          <w:t>Архитектура</w:t>
+        </w:r>
+        <w:r>
+          <w:rPr>
+            <w:rStyle w:val="Hyperlink"/>
+            <w:bCs/>
+            <w:noProof/>
+            <w:lang w:val="en-US"/>
+          </w:rPr>
+          <w:t xml:space="preserve"> BTNetAmerican (model_american.py)</w:t>
+        </w:r>
+        <w:r>
+          <w:rPr>
+            <w:noProof/>
+            <w:webHidden/>
+            <w:lang w:val="en-US"/>
+          </w:rPr>
+          <w:tab/>
+        </w:r>
+        <w:r>
+          <w:rPr>
+            <w:noProof/>
+            <w:webHidden/>
+          </w:rPr>
+          <w:fldChar w:fldCharType="begin"/>
+        </w:r>
+        <w:r>
+          <w:rPr>
+            <w:noProof/>
+            <w:webHidden/>
+            <w:lang w:val="en-US"/>
+          </w:rPr>
+          <w:instrText xml:space="preserve"> PAGEREF _Toc229138730 \h </w:instrText>
+        </w:r>
+        <w:r>
+          <w:rPr>
+            <w:noProof/>
+            <w:webHidden/>
+          </w:rPr>
+        </w:r>
+        <w:r>
+          <w:rPr>
+            <w:noProof/>
+            <w:webHidden/>
+          </w:rPr>
+          <w:fldChar w:fldCharType="separate"/>
+        </w:r>
+        <w:r>
+          <w:rPr>
+            <w:noProof/>
+            <w:webHidden/>
+            <w:lang w:val="en-US"/>
+          </w:rPr>
+          <w:t>63</w:t>
+        </w:r>
+        <w:r>
+          <w:rPr>
+            <w:noProof/>
+            <w:webHidden/>
+          </w:rPr>
+          <w:fldChar w:fldCharType="end"/>
+        </w:r>
+      </w:hyperlink>
     </w:p>
     <w:p>
       <w:pPr>
@@ -3264,123 +3246,110 @@
           <w14:ligatures w14:val="standardContextual"/>
         </w:rPr>
       </w:pPr>
-      <w:r>
-        <w:fldChar w:fldCharType="begin"/>
-      </w:r>
-      <w:r>
-        <w:rPr>
-          <w:lang w:val="en-US"/>
-        </w:rPr>
-        <w:instrText>HYPERLINK \l "_Toc229138731"</w:instrText>
-      </w:r>
-      <w:r>
-        <w:fldChar w:fldCharType="separate"/>
-      </w:r>
-      <w:r>
-        <w:rPr>
-          <w:rStyle w:val="Hyperlink"/>
-          <w:bCs/>
-          <w:noProof/>
-        </w:rPr>
-        <w:t>А</w:t>
-      </w:r>
-      <w:r>
-        <w:rPr>
-          <w:rStyle w:val="Hyperlink"/>
-          <w:bCs/>
-          <w:noProof/>
-          <w:lang w:val="en-US"/>
-        </w:rPr>
-        <w:t xml:space="preserve">.4. </w:t>
-      </w:r>
-      <w:r>
-        <w:rPr>
-          <w:rStyle w:val="Hyperlink"/>
-          <w:bCs/>
-          <w:noProof/>
-        </w:rPr>
-        <w:t>Функция</w:t>
-      </w:r>
-      <w:r>
-        <w:rPr>
-          <w:rStyle w:val="Hyperlink"/>
-          <w:bCs/>
-          <w:noProof/>
-          <w:lang w:val="en-US"/>
-        </w:rPr>
-        <w:t xml:space="preserve"> </w:t>
-      </w:r>
-      <w:r>
-        <w:rPr>
-          <w:rStyle w:val="Hyperlink"/>
-          <w:bCs/>
-          <w:noProof/>
-        </w:rPr>
-        <w:t>обучения</w:t>
-      </w:r>
-      <w:r>
-        <w:rPr>
-          <w:rStyle w:val="Hyperlink"/>
-          <w:bCs/>
-          <w:noProof/>
-          <w:lang w:val="en-US"/>
-        </w:rPr>
-        <w:t xml:space="preserve"> train_BTNet (training.py)</w:t>
-      </w:r>
-      <w:r>
-        <w:rPr>
-          <w:noProof/>
-          <w:webHidden/>
-          <w:lang w:val="en-US"/>
-        </w:rPr>
-        <w:tab/>
-      </w:r>
-      <w:r>
-        <w:rPr>
-          <w:noProof/>
-          <w:webHidden/>
-        </w:rPr>
-        <w:fldChar w:fldCharType="begin"/>
-      </w:r>
-      <w:r>
-        <w:rPr>
-          <w:noProof/>
-          <w:webHidden/>
-          <w:lang w:val="en-US"/>
-        </w:rPr>
-        <w:instrText xml:space="preserve"> PAGEREF _Toc229138731 \h </w:instrText>
-      </w:r>
-      <w:r>
-        <w:rPr>
-          <w:noProof/>
-          <w:webHidden/>
-        </w:rPr>
-      </w:r>
-      <w:r>
-        <w:rPr>
-          <w:noProof/>
-          <w:webHidden/>
-        </w:rPr>
-        <w:fldChar w:fldCharType="separate"/>
-      </w:r>
-      <w:r>
-        <w:rPr>
-          <w:noProof/>
-          <w:webHidden/>
-          <w:lang w:val="en-US"/>
-        </w:rPr>
-        <w:t>65</w:t>
-      </w:r>
-      <w:r>
-        <w:rPr>
-          <w:noProof/>
-          <w:webHidden/>
-        </w:rPr>
-        <w:fldChar w:fldCharType="end"/>
-      </w:r>
-      <w:r>
-        <w:fldChar w:fldCharType="end"/>
-      </w:r>
+      <w:hyperlink w:anchor="_Toc229138731" w:history="1">
+        <w:r>
+          <w:rPr>
+            <w:rStyle w:val="Hyperlink"/>
+            <w:bCs/>
+            <w:noProof/>
+          </w:rPr>
+          <w:t>А</w:t>
+        </w:r>
+        <w:r>
+          <w:rPr>
+            <w:rStyle w:val="Hyperlink"/>
+            <w:bCs/>
+            <w:noProof/>
+            <w:lang w:val="en-US"/>
+          </w:rPr>
+          <w:t xml:space="preserve">.4. </w:t>
+        </w:r>
+        <w:r>
+          <w:rPr>
+            <w:rStyle w:val="Hyperlink"/>
+            <w:bCs/>
+            <w:noProof/>
+          </w:rPr>
+          <w:t>Функция</w:t>
+        </w:r>
+        <w:r>
+          <w:rPr>
+            <w:rStyle w:val="Hyperlink"/>
+            <w:bCs/>
+            <w:noProof/>
+            <w:lang w:val="en-US"/>
+          </w:rPr>
+          <w:t xml:space="preserve"> </w:t>
+        </w:r>
+        <w:r>
+          <w:rPr>
+            <w:rStyle w:val="Hyperlink"/>
+            <w:bCs/>
+            <w:noProof/>
+          </w:rPr>
+          <w:t>обучения</w:t>
+        </w:r>
+        <w:r>
+          <w:rPr>
+            <w:rStyle w:val="Hyperlink"/>
+            <w:bCs/>
+            <w:noProof/>
+            <w:lang w:val="en-US"/>
+          </w:rPr>
+          <w:t xml:space="preserve"> train_BTNet (training.py)</w:t>
+        </w:r>
+        <w:r>
+          <w:rPr>
+            <w:noProof/>
+            <w:webHidden/>
+            <w:lang w:val="en-US"/>
+          </w:rPr>
+          <w:tab/>
+        </w:r>
+        <w:r>
+          <w:rPr>
+            <w:noProof/>
+            <w:webHidden/>
+          </w:rPr>
+          <w:fldChar w:fldCharType="begin"/>
+        </w:r>
+        <w:r>
+          <w:rPr>
+            <w:noProof/>
+            <w:webHidden/>
+            <w:lang w:val="en-US"/>
+          </w:rPr>
+          <w:instrText xml:space="preserve"> PAGEREF _Toc229138731 \h </w:instrText>
+        </w:r>
+        <w:r>
+          <w:rPr>
+            <w:noProof/>
+            <w:webHidden/>
+          </w:rPr>
+        </w:r>
+        <w:r>
+          <w:rPr>
+            <w:noProof/>
+            <w:webHidden/>
+          </w:rPr>
+          <w:fldChar w:fldCharType="separate"/>
+        </w:r>
+        <w:r>
+          <w:rPr>
+            <w:noProof/>
+            <w:webHidden/>
+            <w:lang w:val="en-US"/>
+          </w:rPr>
+          <w:t>65</w:t>
+        </w:r>
+        <w:r>
+          <w:rPr>
+            <w:noProof/>
+            <w:webHidden/>
+          </w:rPr>
+          <w:fldChar w:fldCharType="end"/>
+        </w:r>
+      </w:hyperlink>
     </w:p>
     <w:p>
       <w:pPr>
@@ -3854,21 +3823,7 @@
         <w:rPr>
           <w:szCs w:val="26"/>
         </w:rPr>
-        <w:t>BS — Black-</w:t>
-      </w:r>
-      <w:proofErr w:type="spellStart"/>
-      <w:r>
-        <w:rPr>
-          <w:szCs w:val="26"/>
-        </w:rPr>
-        <w:t>Scholes</w:t>
-      </w:r>
-      <w:proofErr w:type="spellEnd"/>
-      <w:r>
-        <w:rPr>
-          <w:szCs w:val="26"/>
-        </w:rPr>
-        <w:t xml:space="preserve"> (модель ценообразования опционов)</w:t>
+        <w:t>BS — Black-Scholes (модель ценообразования опционов)</w:t>
       </w:r>
     </w:p>
     <w:p>
@@ -3887,21 +3842,7 @@
         <w:rPr>
           <w:szCs w:val="26"/>
         </w:rPr>
-        <w:t xml:space="preserve">CRR — </w:t>
-      </w:r>
-      <w:proofErr w:type="spellStart"/>
-      <w:r>
-        <w:rPr>
-          <w:szCs w:val="26"/>
-        </w:rPr>
-        <w:t>Cox-Ross-Rubinstein</w:t>
-      </w:r>
-      <w:proofErr w:type="spellEnd"/>
-      <w:r>
-        <w:rPr>
-          <w:szCs w:val="26"/>
-        </w:rPr>
-        <w:t xml:space="preserve"> (биномиальная модель ценообразования)</w:t>
+        <w:t>CRR — Cox-Ross-Rubinstein (биномиальная модель ценообразования)</w:t>
       </w:r>
     </w:p>
     <w:p>
@@ -4251,15 +4192,7 @@
         </w:rPr>
       </w:pPr>
       <w:r>
-        <w:t>ν (</w:t>
-      </w:r>
-      <w:proofErr w:type="spellStart"/>
-      <w:r>
-        <w:t>Vega</w:t>
-      </w:r>
-      <w:proofErr w:type="spellEnd"/>
-      <w:r>
-        <w:t>) — производная цены опциона по волатильности</w:t>
+        <w:t>ν (Vega) — производная цены опциона по волатильности</w:t>
       </w:r>
     </w:p>
     <w:p>
@@ -4274,15 +4207,7 @@
         </w:rPr>
       </w:pPr>
       <w:r>
-        <w:t>Θ (</w:t>
-      </w:r>
-      <w:proofErr w:type="spellStart"/>
-      <w:r>
-        <w:t>Theta</w:t>
-      </w:r>
-      <w:proofErr w:type="spellEnd"/>
-      <w:r>
-        <w:t>) — производная цены опциона по времени до экспирации с обратным</w:t>
+        <w:t>Θ (Theta) — производная цены опциона по времени до экспирации с обратным</w:t>
       </w:r>
       <w:r>
         <w:t xml:space="preserve"> </w:t>
@@ -4356,19 +4281,11 @@
           <w:szCs w:val="26"/>
         </w:rPr>
       </w:pPr>
-      <w:proofErr w:type="spellStart"/>
-      <w:r>
-        <w:rPr>
-          <w:szCs w:val="26"/>
-        </w:rPr>
-        <w:t>Δt</w:t>
-      </w:r>
-      <w:proofErr w:type="spellEnd"/>
-      <w:r>
-        <w:rPr>
-          <w:szCs w:val="26"/>
-        </w:rPr>
-        <w:t xml:space="preserve"> — длина одного временного шага, Δt = T/n</w:t>
+      <w:r>
+        <w:rPr>
+          <w:szCs w:val="26"/>
+        </w:rPr>
+        <w:t>Δt — длина одного временного шага, Δt = T/n</w:t>
       </w:r>
     </w:p>
     <w:p>
@@ -5097,7 +5014,15 @@
         <w:jc w:val="both"/>
       </w:pPr>
       <w:r>
-        <w:t>Формально пусть 𝒯[t,T] обозначает множество допустимых моментов остановки τ, адаптированных к доступной рыночной информации и принимающих значения от текущего момента t до даты экспирации T. Для американского пут-опциона цена может быть записана как супремум по всем стратегиям исполнения:</w:t>
+        <w:t>Формально пусть 𝒯[</w:t>
+      </w:r>
+      <w:proofErr w:type="gramStart"/>
+      <w:r>
+        <w:t>t,T</w:t>
+      </w:r>
+      <w:proofErr w:type="gramEnd"/>
+      <w:r>
+        <w:t>] обозначает множество допустимых моментов остановки τ, адаптированных к доступной рыночной информации и принимающих значения от текущего момента t до даты экспирации T. Для американского пут-опциона цена может быть записана как супремум по всем стратегиям исполнения:</w:t>
       </w:r>
     </w:p>
     <w:p>
@@ -8356,7 +8281,15 @@
       </w:r>
       <w:proofErr w:type="spellEnd"/>
       <w:r>
-        <w:t>, одномерной свертки и maxout в этой архитектуре различна. ReLU кодирует положительную часть выплаты пут-опциона. Одномерная свертка реализует локальный переход от двух будущих узлов к одному предыдущему узлу. Maxout добавляет оптимизационное решение, необходимое для американского опциона. Вместе эти операции позволяют построить сеть, которая остается простой с точки зрения машинного обучения, но сохраняет финансовую структуру исходной модели.</w:t>
+        <w:t xml:space="preserve">, одномерной свертки и </w:t>
+      </w:r>
+      <w:proofErr w:type="spellStart"/>
+      <w:r>
+        <w:t>maxout</w:t>
+      </w:r>
+      <w:proofErr w:type="spellEnd"/>
+      <w:r>
+        <w:t xml:space="preserve"> в этой архитектуре различна. ReLU кодирует положительную часть выплаты пут-опциона. Одномерная свертка реализует локальный переход от двух будущих узлов к одному предыдущему узлу. Maxout добавляет оптимизационное решение, необходимое для американского опциона. Вместе эти операции позволяют построить сеть, которая остается простой с точки зрения машинного обучения, но сохраняет финансовую структуру исходной модели.</w:t>
       </w:r>
     </w:p>
     <w:p>
@@ -11370,7 +11303,15 @@
         <w:jc w:val="both"/>
       </w:pPr>
       <w:r>
-        <w:t>Функция train_BTNet устроена стандартно для PyTorch. На каждой эпохе модель переводится в режим train, обнуляются градиенты оптимизатора, выполняется прямой проход, вычисляется MSE между предсказанными и целевыми ценами, после чего вызывается backward и optimizer.step. История значений функции потерь сохраняется для последующей визуализации и анализа сходимости.</w:t>
+        <w:t xml:space="preserve">Функция train_BTNet устроена стандартно для PyTorch. На каждой эпохе модель переводится в режим train, обнуляются градиенты оптимизатора, выполняется прямой проход, вычисляется MSE между предсказанными и целевыми ценами, после чего вызывается backward и </w:t>
+      </w:r>
+      <w:proofErr w:type="gramStart"/>
+      <w:r>
+        <w:t>optimizer.step</w:t>
+      </w:r>
+      <w:proofErr w:type="gramEnd"/>
+      <w:r>
+        <w:t>. История значений функции потерь сохраняется для последующей визуализации и анализа сходимости.</w:t>
       </w:r>
     </w:p>
     <w:p>
@@ -12424,7 +12365,15 @@
         <w:jc w:val="both"/>
       </w:pPr>
       <w:r>
-        <w:t>Для воспроизводимости фиксируются параметры рынка, диапазон страйков, число шагов внешнего CRR-ориентира, глубина BTNet, начальное значение генератора случайных чисел, размер обучающей выборки, число эпох и параметры оптимизатора Adam [9]. Расчеты вынесены в функции пакета btnn_bs и воспроизводятся в ноутбуке btnn-bs-torch-v4.ipynb. В результате любой численный показатель в главе 3 можно получить повторным запуском эксперимента без ручной подстановки промежуточных значений.</w:t>
+        <w:t>Для воспроизводимости фиксируются параметры рынка, диапазон страйков, число шагов внешнего CRR-ориентира, глубина BTNet, начальное значение генератора случайных чисел, размер обучающей выборки, число эпох и параметры оптимизатора Adam [9]. Расчеты вынесены в функции пакета btnn_bs и воспроизводятся в ноутбуке btnn-bs-torch-v</w:t>
+      </w:r>
+      <w:proofErr w:type="gramStart"/>
+      <w:r>
+        <w:t>4.ipynb</w:t>
+      </w:r>
+      <w:proofErr w:type="gramEnd"/>
+      <w:r>
+        <w:t>. В результате любой численный показатель в главе 3 можно получить повторным запуском эксперимента без ручной подстановки промежуточных значений.</w:t>
       </w:r>
     </w:p>
     <w:p/>
@@ -12922,7 +12871,6 @@
         </w:rPr>
         <w:t xml:space="preserve">Таблица 3.1 – Ошибки </w:t>
       </w:r>
-      <w:proofErr w:type="spellStart"/>
       <w:r>
         <w:rPr>
           <w:sz w:val="22"/>
@@ -12930,14 +12878,12 @@
         </w:rPr>
         <w:t>BTNetAmerican</w:t>
       </w:r>
-      <w:proofErr w:type="spellEnd"/>
       <w:r>
         <w:rPr>
           <w:sz w:val="22"/>
         </w:rPr>
         <w:t xml:space="preserve"> относительно </w:t>
       </w:r>
-      <w:proofErr w:type="spellStart"/>
       <w:r>
         <w:rPr>
           <w:sz w:val="22"/>
@@ -12945,7 +12891,6 @@
         </w:rPr>
         <w:t>QuantLib</w:t>
       </w:r>
-      <w:proofErr w:type="spellEnd"/>
       <w:r>
         <w:rPr>
           <w:sz w:val="22"/>
@@ -12978,7 +12923,15 @@
         <w:jc w:val="both"/>
       </w:pPr>
       <w:r>
-        <w:t>При аналитической инициализации получены ошибки MAE = 2.84e-4, RMSE = 4.06e-4 и max|err| = 1.10e-3. Эти значения малы относительно масштаба цен в рассматриваемом эксперименте. Средняя абсолютная ошибка находится на уровне десятых долей базисного пункта от цены базового актива, а максимальное отклонение остается порядка 10^-3. Следовательно, даже дерево глубины n = 9 сохраняет приемлемую точность при сравнении с существенно более глубоким численным приближением.</w:t>
+        <w:t xml:space="preserve">При аналитической инициализации получены ошибки MAE = 2.84e-4, RMSE = 4.06e-4 и max|err| = 1.10e-3. Эти значения малы относительно масштаба цен в рассматриваемом эксперименте. Средняя абсолютная ошибка находится на уровне десятых долей базисного пункта от цены базового актива, а максимальное отклонение остается порядка </w:t>
+      </w:r>
+      <w:proofErr w:type="gramStart"/>
+      <w:r>
+        <w:t>10^-3</w:t>
+      </w:r>
+      <w:proofErr w:type="gramEnd"/>
+      <w:r>
+        <w:t>. Следовательно, даже дерево глубины n = 9 сохраняет приемлемую точность при сравнении с существенно более глубоким численным приближением.</w:t>
       </w:r>
     </w:p>
     <w:p>
@@ -13009,7 +12962,15 @@
         </w:rPr>
       </w:pPr>
       <w:r>
-        <w:t>Для проверки устойчивости вывода был выполнен дополнительный расчет в ноутбуке btnn-bs-torch-v4.ipynb для нескольких уровней волатильности sigma: 0.10, 0.25, 0.60 и 0.90. Все остальные параметры сохранены: S0 = 0.5, T = 1, r = 0.05, глубина BTNet n = 9, тестовая сетка страйков от 0.25 до 0.75 и численный ориентир QuantLib CRR с 500 шагами. Результаты приведены в таблице 3.2.</w:t>
+        <w:t>Для проверки устойчивости вывода был выполнен дополнительный расчет в ноутбуке btnn-bs-torch-v</w:t>
+      </w:r>
+      <w:proofErr w:type="gramStart"/>
+      <w:r>
+        <w:t>4.ipynb</w:t>
+      </w:r>
+      <w:proofErr w:type="gramEnd"/>
+      <w:r>
+        <w:t xml:space="preserve"> для нескольких уровней волатильности sigma: 0.10, 0.25, 0.60 и 0.90. Все остальные параметры сохранены: S0 = 0.5, T = 1, r = 0.05, глубина BTNet n = 9, тестовая сетка страйков от 0.25 до 0.75 и численный ориентир QuantLib CRR с 500 шагами. Результаты приведены в таблице 3.2.</w:t>
       </w:r>
     </w:p>
     <w:p>
@@ -14186,7 +14147,13 @@
     </w:p>
     <w:p>
       <w:r>
-        <w:t>Влияние глубины дерева n в данной работе специально не варьировалось: во всех основных экспериментах используется n = 9. С теоретической точки зрения увеличение n должно уменьшать дискретизационную ошибку цены относительно более глубокого CRR-ориентира, поскольку биномиальное дерево становится более мелким по времени. Однако такая модификация увеличивает число слоев BTNet, размер промежуточных векторов и вычислительную стоимость прямого и обратного проходов. Кроме того, рост n не устраняет главное ограничение греков: пока архитектура основана на ReLU и maxout, цена остается кусочно-линейной функцией, а Gamma остается нулевой почти всюду или неопределенной в точках излома.</w:t>
+        <w:t>Влияние глубины дерева n в данной работе специально не варьировалось: во всех основных экспериментах используется n = 9. С теоретической точки зрения увеличение n должно уменьшать дискретизационную ошибку цены относительно более глубокого CRR-ориентира, поскольку биномиальное дерево становится</w:t>
+      </w:r>
+      <w:r>
+        <w:t xml:space="preserve"> меньшим </w:t>
+      </w:r>
+      <w:r>
+        <w:t>по времени. Однако такая модификация увеличивает число слоев BTNet, размер промежуточных векторов и вычислительную стоимость прямого и обратного проходов. Кроме того, рост n не устраняет главное ограничение греков: пока архитектура основана на ReLU и maxout, цена остается кусочно-линейной функцией, а Gamma остается нулевой почти всюду или неопределенной в точках излома.</w:t>
       </w:r>
     </w:p>
     <w:p>
@@ -16246,7 +16213,15 @@
         <w:jc w:val="both"/>
       </w:pPr>
       <w:r>
-        <w:t>Верификация оценки стоимости подтвердила корректность реализации. Для американского пут-опциона аналитически инициализированная BTNetAmerican сравнивалась с QuantLib CRR с 500 шагами на сетке страйков от 0.25 до 0.75 при параметрах S0 = 0.5, T = 1, r = 0.05, sigma = 0.25 и n = 9. Получены ошибки MAE = 2.84e-4, RMSE = 4.06e-4 и max|err| = 1.10e-3. Эти значения показывают, что компактное дерево глубины n = 9 дает близкое приближение к более детальному численному ориентиру; при этом QuantLib CRR(500) рассматривается как практическое приближение, а не как точное аналитическое решение.</w:t>
+        <w:t xml:space="preserve">Верификация оценки стоимости подтвердила корректность реализации. Для американского пут-опциона аналитически инициализированная BTNetAmerican сравнивалась с QuantLib CRR с 500 шагами на сетке страйков от 0.25 до 0.75 при параметрах S0 = 0.5, T = 1, r = 0.05, sigma = 0.25 и n = 9. Получены ошибки MAE = 2.84e-4, RMSE = 4.06e-4 и max|err| = 1.10e-3. Эти значения показывают, что компактное дерево глубины n = 9 дает близкое приближение к более детальному численному ориентиру; при этом QuantLib </w:t>
+      </w:r>
+      <w:proofErr w:type="gramStart"/>
+      <w:r>
+        <w:t>CRR(</w:t>
+      </w:r>
+      <w:proofErr w:type="gramEnd"/>
+      <w:r>
+        <w:t>500) рассматривается как практическое приближение, а не как точное аналитическое решение.</w:t>
       </w:r>
     </w:p>
     <w:p>
@@ -16294,7 +16269,15 @@
         <w:jc w:val="both"/>
       </w:pPr>
       <w:r>
-        <w:t xml:space="preserve">Практическая значимость работы состоит в том, что реализованный пакет btnn_bs можно использовать как основу для воспроизводимых экспериментов по дифференцируемой оценке стоимости. Он объединяет интерпретируемую финансовую структуру CRR, реализацию на PyTorch, верификацию через QuantLib и вычисление чувствительностей. Наиболее надежной для американского пут-опциона оказалась аналитическая инициализация весов, поскольку она сохраняет </w:t>
+        <w:t xml:space="preserve">Практическая значимость работы состоит в том, что реализованный пакет btnn_bs можно использовать как основу для воспроизводимых </w:t>
+      </w:r>
+      <w:proofErr w:type="gramStart"/>
+      <w:r>
+        <w:t>экспериментов по дифференцируемой оценке</w:t>
+      </w:r>
+      <w:proofErr w:type="gramEnd"/>
+      <w:r>
+        <w:t xml:space="preserve"> стоимости. Он объединяет интерпретируемую финансовую структуру CRR, реализацию на PyTorch, верификацию через QuantLib и вычисление чувствительностей. Наиболее надежной для американского пут-опциона оказалась аналитическая инициализация весов, поскольку она сохраняет </w:t>
       </w:r>
       <w:r>
         <w:lastRenderedPageBreak/>
@@ -16307,7 +16290,15 @@
         <w:jc w:val="both"/>
       </w:pPr>
       <w:r>
-        <w:t>Ограничения исследования определяются выбранной постановкой экспериментов. Основные расчеты выполнены при параметрах S0 = 0.5, T = 1, r = 0.05 и глубине дерева n = 9; дополнительно рассмотрена сетка волатильностей sigma = 0.10, 0.25, 0.60 и 0.90 при неизменных остальных параметрах. Влияние глубины дерева n отдельно не исследовалось. Ожидается, что увеличение n будет снижать ошибку цены относительно CRR(500), но одновременно увеличит размер сети и стоимость вычислений. Такой анализ показывает чувствительность выводов к рыночному режиму, но не заменяет полноценную калибровку на широком наборе страйков, сроков, процентных ставок и глубин дерева. Наиболее важное ограничение связано с греческими символами: из-за кусочно-линейных ReLU/maxout-блоков Gamma равна нулю почти всюду, поэтому модель нецелесообразно использовать как полноценный инструмент дельта-гамма-хеджирования без модификации архитектуры. Увеличение n само по себе это ограничение не устраняет.</w:t>
+        <w:t xml:space="preserve">Ограничения исследования определяются выбранной постановкой экспериментов. Основные расчеты выполнены при параметрах S0 = 0.5, T = 1, r = 0.05 и глубине дерева n = 9; дополнительно рассмотрена сетка волатильностей sigma = 0.10, 0.25, 0.60 и 0.90 при неизменных остальных параметрах. Влияние глубины дерева n отдельно не исследовалось. Ожидается, что увеличение n будет снижать ошибку цены относительно </w:t>
+      </w:r>
+      <w:proofErr w:type="gramStart"/>
+      <w:r>
+        <w:t>CRR(</w:t>
+      </w:r>
+      <w:proofErr w:type="gramEnd"/>
+      <w:r>
+        <w:t>500), но одновременно увеличит размер сети и стоимость вычислений. Такой анализ показывает чувствительность выводов к рыночному режиму, но не заменяет полноценную калибровку на широком наборе страйков, сроков, процентных ставок и глубин дерева. Наиболее важное ограничение связано с греческими символами: из-за кусочно-линейных ReLU/maxout-блоков Gamma равна нулю почти всюду, поэтому модель нецелесообразно использовать как полноценный инструмент дельта-гамма-хеджирования без модификации архитектуры. Увеличение n само по себе это ограничение не устраняет.</w:t>
       </w:r>
     </w:p>
     <w:p>
@@ -24341,7 +24332,15 @@
         </w:rPr>
       </w:pPr>
       <w:r>
-        <w:t>Фрагмент greeks.py показывает вычисление Delta, Gamma, Vega и Theta через torch.autograd.grad. Для воспроизводимости в приложении оставлены две функции: _crr_european_put строит дифференцируемый CRR-проход для европейского пут-опциона, а btnet_greeks подготавливает входные тензоры, вызывает этот проход и последовательно вычисляет производные. Рыночные параметры S0, sigma и T передаются как тензоры PyTorch с включенным градиентом, поэтому автоматическое дифференцирование проходит через всю цепочку операций. Результат функции — словарь с массивами значений греков на заданной сетке страйков.</w:t>
+        <w:t xml:space="preserve">Фрагмент greeks.py показывает вычисление Delta, Gamma, Vega и Theta через </w:t>
+      </w:r>
+      <w:proofErr w:type="gramStart"/>
+      <w:r>
+        <w:t>torch.autograd</w:t>
+      </w:r>
+      <w:proofErr w:type="gramEnd"/>
+      <w:r>
+        <w:t>.grad. Для воспроизводимости в приложении оставлены две функции: _crr_european_put строит дифференцируемый CRR-проход для европейского пут-опциона, а btnet_greeks подготавливает входные тензоры, вызывает этот проход и последовательно вычисляет производные. Рыночные параметры S0, sigma и T передаются как тензоры PyTorch с включенным градиентом, поэтому автоматическое дифференцирование проходит через всю цепочку операций. Результат функции — словарь с массивами значений греков на заданной сетке страйков.</w:t>
       </w:r>
     </w:p>
     <w:p>
@@ -24883,15 +24882,35 @@
         <w:rPr>
           <w:lang w:val="en-US"/>
         </w:rPr>
-        <w:t xml:space="preserve">    return </w:t>
-      </w:r>
+        <w:t xml:space="preserve">    return</w:t>
+      </w:r>
+      <w:r>
+        <w:rPr>
+          <w:lang w:val="en-US"/>
+        </w:rPr>
+        <w:t xml:space="preserve"> </w:t>
+      </w:r>
+      <w:proofErr w:type="spellStart"/>
       <w:proofErr w:type="gramStart"/>
       <w:r>
         <w:rPr>
           <w:lang w:val="en-US"/>
         </w:rPr>
-        <w:t>V.squeeze</w:t>
-      </w:r>
+        <w:t>V</w:t>
+      </w:r>
+      <w:r>
+        <w:rPr>
+          <w:lang w:val="en-US"/>
+        </w:rPr>
+        <w:t>.</w:t>
+      </w:r>
+      <w:r>
+        <w:rPr>
+          <w:lang w:val="en-US"/>
+        </w:rPr>
+        <w:t>squeeze</w:t>
+      </w:r>
+      <w:proofErr w:type="spellEnd"/>
       <w:proofErr w:type="gramEnd"/>
       <w:r>
         <w:rPr>

--- a/FinalQualifyingWork/ВКР-2026_ММиИИ_Петров_НКНбд-01-22.docx
+++ b/FinalQualifyingWork/ВКР-2026_ММиИИ_Петров_НКНбд-01-22.docx
@@ -403,10 +403,11 @@
     </w:p>
     <w:p>
       <w:pPr>
-        <w:pStyle w:val="NormalWeb"/>
-        <w:rPr>
-          <w:sz w:val="24"/>
-          <w:lang w:val="en-RU" w:eastAsia="zh-CN"/>
+        <w:spacing w:line="240" w:lineRule="auto"/>
+        <w:rPr>
+          <w:sz w:val="22"/>
+          <w:u w:val="single"/>
+          <w:lang w:eastAsia="zh-CN"/>
         </w:rPr>
       </w:pPr>
       <w:r>
@@ -424,30 +425,128 @@
       </w:r>
       <w:r>
         <w:rPr>
-          <w:sz w:val="24"/>
+          <w:sz w:val="22"/>
           <w:u w:val="single"/>
           <w:lang w:val="en-RU" w:eastAsia="zh-CN"/>
         </w:rPr>
-        <w:t>Оценка американских опционов </w:t>
-      </w:r>
-      <w:r>
-        <w:rPr>
-          <w:i/>
-          <w:iCs/>
-          <w:sz w:val="24"/>
+        <w:t>Оценка</w:t>
+      </w:r>
+      <w:r>
+        <w:rPr>
+          <w:sz w:val="22"/>
+          <w:u w:val="single"/>
+          <w:lang w:eastAsia="zh-CN"/>
+        </w:rPr>
+        <w:t xml:space="preserve"> </w:t>
+      </w:r>
+      <w:r>
+        <w:rPr>
+          <w:sz w:val="22"/>
           <w:u w:val="single"/>
           <w:lang w:val="en-RU" w:eastAsia="zh-CN"/>
         </w:rPr>
-        <w:t>нейронной сети</w:t>
-      </w:r>
-      <w:r>
-        <w:rPr>
-          <w:sz w:val="24"/>
+        <w:t>американских</w:t>
+      </w:r>
+      <w:r>
+        <w:rPr>
+          <w:sz w:val="22"/>
+          <w:u w:val="single"/>
+          <w:lang w:eastAsia="zh-CN"/>
+        </w:rPr>
+        <w:t xml:space="preserve"> </w:t>
+      </w:r>
+      <w:r>
+        <w:rPr>
+          <w:sz w:val="22"/>
           <w:u w:val="single"/>
           <w:lang w:val="en-RU" w:eastAsia="zh-CN"/>
         </w:rPr>
-        <w:t> на основе биномиального дерева</w:t>
-      </w:r>
+        <w:t>опционов нейронной</w:t>
+      </w:r>
+      <w:r>
+        <w:rPr>
+          <w:sz w:val="22"/>
+          <w:u w:val="single"/>
+          <w:lang w:eastAsia="zh-CN"/>
+        </w:rPr>
+        <w:t xml:space="preserve"> </w:t>
+      </w:r>
+      <w:r>
+        <w:rPr>
+          <w:sz w:val="22"/>
+          <w:u w:val="single"/>
+          <w:lang w:val="en-RU" w:eastAsia="zh-CN"/>
+        </w:rPr>
+        <w:t>сетью на</w:t>
+      </w:r>
+      <w:r>
+        <w:rPr>
+          <w:sz w:val="22"/>
+          <w:u w:val="single"/>
+          <w:lang w:eastAsia="zh-CN"/>
+        </w:rPr>
+        <w:t xml:space="preserve"> </w:t>
+      </w:r>
+      <w:r>
+        <w:rPr>
+          <w:sz w:val="22"/>
+          <w:u w:val="single"/>
+          <w:lang w:val="en-RU" w:eastAsia="zh-CN"/>
+        </w:rPr>
+        <w:t>основе</w:t>
+      </w:r>
+      <w:r>
+        <w:rPr>
+          <w:sz w:val="22"/>
+          <w:u w:val="single"/>
+          <w:lang w:eastAsia="zh-CN"/>
+        </w:rPr>
+        <w:t xml:space="preserve"> </w:t>
+      </w:r>
+      <w:r>
+        <w:rPr>
+          <w:sz w:val="22"/>
+          <w:u w:val="single"/>
+          <w:lang w:val="en-RU" w:eastAsia="zh-CN"/>
+        </w:rPr>
+        <w:t>биномиального</w:t>
+      </w:r>
+      <w:r>
+        <w:rPr>
+          <w:sz w:val="22"/>
+          <w:u w:val="single"/>
+          <w:lang w:eastAsia="zh-CN"/>
+        </w:rPr>
+        <w:t xml:space="preserve"> </w:t>
+      </w:r>
+      <w:r>
+        <w:rPr>
+          <w:sz w:val="22"/>
+          <w:u w:val="single"/>
+          <w:lang w:val="en-RU" w:eastAsia="zh-CN"/>
+        </w:rPr>
+        <w:t>дерева</w:t>
+      </w:r>
+    </w:p>
+    <w:p>
+      <w:pPr>
+        <w:spacing w:line="240" w:lineRule="auto"/>
+        <w:rPr>
+          <w:sz w:val="22"/>
+          <w:u w:val="single"/>
+          <w:lang w:eastAsia="zh-CN"/>
+        </w:rPr>
+      </w:pPr>
+    </w:p>
+    <w:p>
+      <w:pPr>
+        <w:spacing w:line="240" w:lineRule="auto"/>
+        <w:rPr>
+          <w:sz w:val="22"/>
+          <w:u w:val="single"/>
+          <w:lang w:eastAsia="zh-CN"/>
+        </w:rPr>
+      </w:pPr>
     </w:p>
     <w:p>
       <w:pPr>
@@ -1120,10 +1219,11 @@
     </w:p>
     <w:p>
       <w:pPr>
-        <w:pStyle w:val="NormalWeb"/>
-        <w:rPr>
-          <w:sz w:val="24"/>
-          <w:lang w:val="en-RU" w:eastAsia="zh-CN"/>
+        <w:spacing w:line="240" w:lineRule="auto"/>
+        <w:rPr>
+          <w:sz w:val="22"/>
+          <w:u w:val="single"/>
+          <w:lang w:eastAsia="zh-CN"/>
         </w:rPr>
       </w:pPr>
       <w:r>
@@ -1134,30 +1234,117 @@
       </w:r>
       <w:r>
         <w:rPr>
-          <w:sz w:val="24"/>
+          <w:sz w:val="22"/>
           <w:u w:val="single"/>
           <w:lang w:val="en-RU" w:eastAsia="zh-CN"/>
         </w:rPr>
-        <w:t>Оценка американских опционов </w:t>
-      </w:r>
-      <w:r>
-        <w:rPr>
-          <w:i/>
-          <w:iCs/>
-          <w:sz w:val="24"/>
+        <w:t>Оценка</w:t>
+      </w:r>
+      <w:r>
+        <w:rPr>
+          <w:sz w:val="22"/>
+          <w:u w:val="single"/>
+          <w:lang w:eastAsia="zh-CN"/>
+        </w:rPr>
+        <w:t xml:space="preserve"> </w:t>
+      </w:r>
+      <w:r>
+        <w:rPr>
+          <w:sz w:val="22"/>
           <w:u w:val="single"/>
           <w:lang w:val="en-RU" w:eastAsia="zh-CN"/>
         </w:rPr>
-        <w:t>нейронной сети</w:t>
-      </w:r>
-      <w:r>
-        <w:rPr>
-          <w:sz w:val="24"/>
+        <w:t>американских</w:t>
+      </w:r>
+      <w:r>
+        <w:rPr>
+          <w:sz w:val="22"/>
+          <w:u w:val="single"/>
+          <w:lang w:eastAsia="zh-CN"/>
+        </w:rPr>
+        <w:t xml:space="preserve"> </w:t>
+      </w:r>
+      <w:r>
+        <w:rPr>
+          <w:sz w:val="22"/>
           <w:u w:val="single"/>
           <w:lang w:val="en-RU" w:eastAsia="zh-CN"/>
         </w:rPr>
-        <w:t> на основе биномиального дерева</w:t>
-      </w:r>
+        <w:t>опционов нейронной</w:t>
+      </w:r>
+      <w:r>
+        <w:rPr>
+          <w:sz w:val="22"/>
+          <w:u w:val="single"/>
+          <w:lang w:eastAsia="zh-CN"/>
+        </w:rPr>
+        <w:t xml:space="preserve"> </w:t>
+      </w:r>
+      <w:r>
+        <w:rPr>
+          <w:sz w:val="22"/>
+          <w:u w:val="single"/>
+          <w:lang w:val="en-RU" w:eastAsia="zh-CN"/>
+        </w:rPr>
+        <w:t>сетью на</w:t>
+      </w:r>
+      <w:r>
+        <w:rPr>
+          <w:sz w:val="22"/>
+          <w:u w:val="single"/>
+          <w:lang w:eastAsia="zh-CN"/>
+        </w:rPr>
+        <w:t xml:space="preserve"> </w:t>
+      </w:r>
+      <w:r>
+        <w:rPr>
+          <w:sz w:val="22"/>
+          <w:u w:val="single"/>
+          <w:lang w:val="en-RU" w:eastAsia="zh-CN"/>
+        </w:rPr>
+        <w:t>основе</w:t>
+      </w:r>
+      <w:r>
+        <w:rPr>
+          <w:sz w:val="22"/>
+          <w:u w:val="single"/>
+          <w:lang w:eastAsia="zh-CN"/>
+        </w:rPr>
+        <w:t xml:space="preserve"> </w:t>
+      </w:r>
+      <w:r>
+        <w:rPr>
+          <w:sz w:val="22"/>
+          <w:u w:val="single"/>
+          <w:lang w:val="en-RU" w:eastAsia="zh-CN"/>
+        </w:rPr>
+        <w:t>биномиального</w:t>
+      </w:r>
+      <w:r>
+        <w:rPr>
+          <w:sz w:val="22"/>
+          <w:u w:val="single"/>
+          <w:lang w:eastAsia="zh-CN"/>
+        </w:rPr>
+        <w:t xml:space="preserve"> </w:t>
+      </w:r>
+      <w:r>
+        <w:rPr>
+          <w:sz w:val="22"/>
+          <w:u w:val="single"/>
+          <w:lang w:val="en-RU" w:eastAsia="zh-CN"/>
+        </w:rPr>
+        <w:t>дерева</w:t>
+      </w:r>
+    </w:p>
+    <w:p>
+      <w:pPr>
+        <w:spacing w:line="240" w:lineRule="auto"/>
+        <w:rPr>
+          <w:sz w:val="24"/>
+          <w:lang w:eastAsia="zh-CN"/>
+        </w:rPr>
+      </w:pPr>
     </w:p>
     <w:p>
       <w:pPr>
@@ -1563,7 +1750,6 @@
           <w:sz w:val="28"/>
           <w:szCs w:val="28"/>
         </w:rPr>
-        <w:lastRenderedPageBreak/>
         <w:t>Оглавление</w:t>
       </w:r>
     </w:p>
@@ -3613,6 +3799,14 @@
         <w:ind w:firstLine="709"/>
         <w:rPr>
           <w:lang w:eastAsia="ar-SA"/>
+        </w:rPr>
+      </w:pPr>
+    </w:p>
+    <w:p>
+      <w:pPr>
+        <w:ind w:firstLine="709"/>
+        <w:rPr>
+          <w:lang w:val="en-US" w:eastAsia="ar-SA"/>
         </w:rPr>
       </w:pPr>
     </w:p>
